--- a/content/reports/distribution/Issue_004_Article.docx
+++ b/content/reports/distribution/Issue_004_Article.docx
@@ -70,7 +70,7 @@
           <w:sz w:val="22"/>
           <w:szCs w:val="22"/>
         </w:rPr>
-        <w:t xml:space="preserve">One protocol carrying the sector, concentration climbing at the curator layer, and real yield deepening below the risk-free rate for a second consecutive month: the shape of a depositor market running short of new participants.</w:t>
+        <w:t xml:space="preserve">One protocol carrying the sector, concentration climbing at the curator layer, and real yield deepening below the risk-free rate for a second consecutive month: the three readings that sum up July.</w:t>
       </w:r>
     </w:p>
     <w:p>
@@ -113,7 +113,7 @@
           <w:sz w:val="22"/>
           <w:szCs w:val="22"/>
         </w:rPr>
-        <w:t xml:space="preserve">Inside the liquid restaking complex the flow split rather than moved as a block. weETH took +$285M while rsETH lost $93M, a rotation toward the token with the deepest looping venue on Aave rather than a uniform restaking inflow. The stablecoin picture is similar underneath the headline drain: combined outflow across USDC, USDT, and a maturing Pendle sUSDe reserve totaled roughly −$110M, while combined inflow across sUSDe, USDe, USDTB, and a longer-dated Pendle sUSDe forward totaled roughly +$255M. Net stablecoin position grew about +$145M, but the growth landed in the USDe complex, Ethena's synthetic dollar and its tokenized forwards, while USDC and USDT drained.</w:t>
+        <w:t xml:space="preserve">Inside the liquid restaking complex the flow was concentrated in weETH at +$285M, while rsETH shed $93M over the same month. The rsETH outflow was specific to that token and does not read as a broader restaking rotation. The stablecoin picture is similar underneath the headline drain: combined outflow across USDC, USDT, and a maturing Pendle sUSDe reserve totaled roughly −$110M, while combined inflow across sUSDe, USDe, USDTB, and a longer-dated Pendle sUSDe forward totaled roughly +$255M. Net stablecoin position grew about +$145M, but the growth landed in the USDe complex, Ethena's synthetic dollar and its tokenized forwards, while USDC and USDT drained.</w:t>
       </w:r>
     </w:p>
     <w:p>
@@ -156,7 +156,7 @@
           <w:sz w:val="22"/>
           <w:szCs w:val="22"/>
         </w:rPr>
-        <w:t xml:space="preserve">Underneath the rising HHI, the curator layer rotated. Sentora grew from 27.65% of Morpho's combined V1+V2 curated TVL at May 31 to 33.56% at July 31, overtaking Steakhouse Financial to become Morpho's largest single curator. Steakhouse held roughly flat over the two months, 31.08% to 31.31%. Gauntlet declined for a second straight month, 18.59% to 13.02%, a 557 bps drop.</w:t>
+        <w:t xml:space="preserve">Underneath the rising HHI, the curator layer rotated. Sentora grew from 27.65% of Morpho's combined V1+V2 curated TVL on Ethereum at May 31 to 33.56% at July 31, overtaking Steakhouse Financial to become the largest single curator on Ethereum. Steakhouse held roughly flat over the two months, 31.08% to 31.31%. Gauntlet declined for a second straight month, 18.59% to 13.02%, a 557 bps drop.</w:t>
       </w:r>
     </w:p>
     <w:p>
@@ -183,6 +183,19 @@
           <w:szCs w:val="22"/>
         </w:rPr>
         <w:t xml:space="preserve">The three largest curators run structurally different books. Sentora holds $741M across three concentrated V2 vaults. Steakhouse holds $691M across 18 vaults split evenly between V1 and V2. Gauntlet holds $287M across 22 vaults weighted 82% to V1. Combined top-three share still rose, 74.6% to 77.9%. The aggregate concentration number reads as generic; the composition underneath is one V2-native curator consolidating a concentrated book while the incumbent holds a mixed one and the third retreats into legacy V1 exposure.</w:t>
+      </w:r>
+    </w:p>
+    <w:p>
+      <w:pPr>
+        <w:spacing w:after="220"/>
+      </w:pPr>
+      <w:r>
+        <w:rPr>
+          <w:rFonts w:ascii="Georgia" w:cs="Georgia" w:eastAsia="Georgia" w:hAnsi="Georgia"/>
+          <w:sz w:val="22"/>
+          <w:szCs w:val="22"/>
+        </w:rPr>
+        <w:t xml:space="preserve">The crossover is an Ethereum story. Across the full Morpho landscape today, all chains included, Steakhouse Financial remains the largest curator at roughly $2.3B of curated TVL against Sentora's $790M, carried by a $1.2B Base book. Sentora's rise sits almost entirely on Ethereum.</w:t>
       </w:r>
     </w:p>
     <w:p>
@@ -326,7 +339,7 @@
         </w:rPr>
         <w:t xml:space="preserve">The full report, with the daily flow series, the six protocol sections, and the complete rate and curator tables: </w:t>
       </w:r>
-      <w:hyperlink w:history="1" r:id="rIdpjrj7o-dcuccqitott2gv">
+      <w:hyperlink w:history="1" r:id="rIdaxxbw3266ix6gqe8e5-wi">
         <w:r>
           <w:rPr>
             <w:rStyle w:val="Hyperlink"/>

--- a/content/reports/distribution/Issue_004_Article.docx
+++ b/content/reports/distribution/Issue_004_Article.docx
@@ -8,7 +8,7 @@
       </w:pPr>
       <w:r>
         <w:rPr>
-          <w:rFonts w:ascii="Georgia" w:cs="Georgia" w:eastAsia="Georgia" w:hAnsi="Georgia"/>
+          <w:rFonts w:ascii="Cambria" w:cs="Cambria" w:eastAsia="Cambria" w:hAnsi="Cambria"/>
           <w:b/>
           <w:bCs/>
           <w:color w:val="0E1B2C"/>
@@ -24,7 +24,7 @@
       </w:pPr>
       <w:r>
         <w:rPr>
-          <w:rFonts w:ascii="Georgia" w:cs="Georgia" w:eastAsia="Georgia" w:hAnsi="Georgia"/>
+          <w:rFonts w:ascii="Cambria" w:cs="Cambria" w:eastAsia="Cambria" w:hAnsi="Cambria"/>
           <w:i/>
           <w:iCs/>
           <w:color w:val="404040"/>
@@ -40,7 +40,7 @@
       </w:pPr>
       <w:r>
         <w:rPr>
-          <w:rFonts w:ascii="Georgia" w:cs="Georgia" w:eastAsia="Georgia" w:hAnsi="Georgia"/>
+          <w:rFonts w:ascii="Cambria" w:cs="Cambria" w:eastAsia="Cambria" w:hAnsi="Cambria"/>
           <w:sz w:val="22"/>
           <w:szCs w:val="22"/>
         </w:rPr>
@@ -53,7 +53,7 @@
       </w:pPr>
       <w:r>
         <w:rPr>
-          <w:rFonts w:ascii="Georgia" w:cs="Georgia" w:eastAsia="Georgia" w:hAnsi="Georgia"/>
+          <w:rFonts w:ascii="Cambria" w:cs="Cambria" w:eastAsia="Cambria" w:hAnsi="Cambria"/>
           <w:sz w:val="22"/>
           <w:szCs w:val="22"/>
         </w:rPr>
@@ -66,7 +66,7 @@
       </w:pPr>
       <w:r>
         <w:rPr>
-          <w:rFonts w:ascii="Georgia" w:cs="Georgia" w:eastAsia="Georgia" w:hAnsi="Georgia"/>
+          <w:rFonts w:ascii="Cambria" w:cs="Cambria" w:eastAsia="Cambria" w:hAnsi="Cambria"/>
           <w:sz w:val="22"/>
           <w:szCs w:val="22"/>
         </w:rPr>
@@ -80,7 +80,7 @@
       </w:pPr>
       <w:r>
         <w:rPr>
-          <w:rFonts w:ascii="Georgia" w:cs="Georgia" w:eastAsia="Georgia" w:hAnsi="Georgia"/>
+          <w:rFonts w:ascii="Cambria" w:cs="Cambria" w:eastAsia="Cambria" w:hAnsi="Cambria"/>
           <w:b/>
           <w:bCs/>
           <w:color w:val="0E1B2C"/>
@@ -96,7 +96,7 @@
       </w:pPr>
       <w:r>
         <w:rPr>
-          <w:rFonts w:ascii="Georgia" w:cs="Georgia" w:eastAsia="Georgia" w:hAnsi="Georgia"/>
+          <w:rFonts w:ascii="Cambria" w:cs="Cambria" w:eastAsia="Cambria" w:hAnsi="Cambria"/>
           <w:sz w:val="22"/>
           <w:szCs w:val="22"/>
         </w:rPr>
@@ -109,7 +109,7 @@
       </w:pPr>
       <w:r>
         <w:rPr>
-          <w:rFonts w:ascii="Georgia" w:cs="Georgia" w:eastAsia="Georgia" w:hAnsi="Georgia"/>
+          <w:rFonts w:ascii="Cambria" w:cs="Cambria" w:eastAsia="Cambria" w:hAnsi="Cambria"/>
           <w:sz w:val="22"/>
           <w:szCs w:val="22"/>
         </w:rPr>
@@ -122,7 +122,7 @@
       </w:pPr>
       <w:r>
         <w:rPr>
-          <w:rFonts w:ascii="Georgia" w:cs="Georgia" w:eastAsia="Georgia" w:hAnsi="Georgia"/>
+          <w:rFonts w:ascii="Cambria" w:cs="Cambria" w:eastAsia="Cambria" w:hAnsi="Cambria"/>
           <w:sz w:val="22"/>
           <w:szCs w:val="22"/>
         </w:rPr>
@@ -136,7 +136,7 @@
       </w:pPr>
       <w:r>
         <w:rPr>
-          <w:rFonts w:ascii="Georgia" w:cs="Georgia" w:eastAsia="Georgia" w:hAnsi="Georgia"/>
+          <w:rFonts w:ascii="Cambria" w:cs="Cambria" w:eastAsia="Cambria" w:hAnsi="Cambria"/>
           <w:b/>
           <w:bCs/>
           <w:color w:val="0E1B2C"/>
@@ -152,7 +152,7 @@
       </w:pPr>
       <w:r>
         <w:rPr>
-          <w:rFonts w:ascii="Georgia" w:cs="Georgia" w:eastAsia="Georgia" w:hAnsi="Georgia"/>
+          <w:rFonts w:ascii="Cambria" w:cs="Cambria" w:eastAsia="Cambria" w:hAnsi="Cambria"/>
           <w:sz w:val="22"/>
           <w:szCs w:val="22"/>
         </w:rPr>
@@ -165,7 +165,7 @@
       </w:pPr>
       <w:r>
         <w:rPr>
-          <w:rFonts w:ascii="Georgia" w:cs="Georgia" w:eastAsia="Georgia" w:hAnsi="Georgia"/>
+          <w:rFonts w:ascii="Cambria" w:cs="Cambria" w:eastAsia="Cambria" w:hAnsi="Cambria"/>
           <w:sz w:val="22"/>
           <w:szCs w:val="22"/>
         </w:rPr>
@@ -178,7 +178,7 @@
       </w:pPr>
       <w:r>
         <w:rPr>
-          <w:rFonts w:ascii="Georgia" w:cs="Georgia" w:eastAsia="Georgia" w:hAnsi="Georgia"/>
+          <w:rFonts w:ascii="Cambria" w:cs="Cambria" w:eastAsia="Cambria" w:hAnsi="Cambria"/>
           <w:sz w:val="22"/>
           <w:szCs w:val="22"/>
         </w:rPr>
@@ -191,7 +191,7 @@
       </w:pPr>
       <w:r>
         <w:rPr>
-          <w:rFonts w:ascii="Georgia" w:cs="Georgia" w:eastAsia="Georgia" w:hAnsi="Georgia"/>
+          <w:rFonts w:ascii="Cambria" w:cs="Cambria" w:eastAsia="Cambria" w:hAnsi="Cambria"/>
           <w:sz w:val="22"/>
           <w:szCs w:val="22"/>
         </w:rPr>
@@ -205,7 +205,7 @@
       </w:pPr>
       <w:r>
         <w:rPr>
-          <w:rFonts w:ascii="Georgia" w:cs="Georgia" w:eastAsia="Georgia" w:hAnsi="Georgia"/>
+          <w:rFonts w:ascii="Cambria" w:cs="Cambria" w:eastAsia="Cambria" w:hAnsi="Cambria"/>
           <w:b/>
           <w:bCs/>
           <w:color w:val="0E1B2C"/>
@@ -221,7 +221,7 @@
       </w:pPr>
       <w:r>
         <w:rPr>
-          <w:rFonts w:ascii="Georgia" w:cs="Georgia" w:eastAsia="Georgia" w:hAnsi="Georgia"/>
+          <w:rFonts w:ascii="Cambria" w:cs="Cambria" w:eastAsia="Cambria" w:hAnsi="Cambria"/>
           <w:sz w:val="22"/>
           <w:szCs w:val="22"/>
         </w:rPr>
@@ -234,7 +234,7 @@
       </w:pPr>
       <w:r>
         <w:rPr>
-          <w:rFonts w:ascii="Georgia" w:cs="Georgia" w:eastAsia="Georgia" w:hAnsi="Georgia"/>
+          <w:rFonts w:ascii="Cambria" w:cs="Cambria" w:eastAsia="Cambria" w:hAnsi="Cambria"/>
           <w:sz w:val="22"/>
           <w:szCs w:val="22"/>
         </w:rPr>
@@ -247,7 +247,7 @@
       </w:pPr>
       <w:r>
         <w:rPr>
-          <w:rFonts w:ascii="Georgia" w:cs="Georgia" w:eastAsia="Georgia" w:hAnsi="Georgia"/>
+          <w:rFonts w:ascii="Cambria" w:cs="Cambria" w:eastAsia="Cambria" w:hAnsi="Cambria"/>
           <w:sz w:val="22"/>
           <w:szCs w:val="22"/>
         </w:rPr>
@@ -261,36 +261,36 @@
       </w:pPr>
       <w:r>
         <w:rPr>
-          <w:rFonts w:ascii="Georgia" w:cs="Georgia" w:eastAsia="Georgia" w:hAnsi="Georgia"/>
+          <w:rFonts w:ascii="Cambria" w:cs="Cambria" w:eastAsia="Cambria" w:hAnsi="Cambria"/>
           <w:b/>
           <w:bCs/>
           <w:color w:val="0E1B2C"/>
           <w:sz w:val="28"/>
           <w:szCs w:val="28"/>
         </w:rPr>
-        <w:t xml:space="preserve">Fluid gave back its rate lead</w:t>
-      </w:r>
-    </w:p>
-    <w:p>
-      <w:pPr>
-        <w:spacing w:after="220"/>
-      </w:pPr>
-      <w:r>
-        <w:rPr>
-          <w:rFonts w:ascii="Georgia" w:cs="Georgia" w:eastAsia="Georgia" w:hAnsi="Georgia"/>
-          <w:sz w:val="22"/>
-          <w:szCs w:val="22"/>
-        </w:rPr>
-        <w:t xml:space="preserve">Fluid closed June with the sector's only positive real yield on USDC: a 6.41% supply APY, 281 bps over the 4-week T-bill. It closed July at 4.66%, 107 bps under the T-bill, a 175 bps compression in a month while Aave V3's USDC rate moved 8 bps (3.19% to 3.27%). Fluid still leads the pool-based USDC field, but its margin over Aave narrowed from 322 bps to 139 bps, and the dispersion across the four pool-based USDC markets halved from 322 bps to 157 bps.</w:t>
-      </w:r>
-    </w:p>
-    <w:p>
-      <w:pPr>
-        <w:spacing w:after="220"/>
-      </w:pPr>
-      <w:r>
-        <w:rPr>
-          <w:rFonts w:ascii="Georgia" w:cs="Georgia" w:eastAsia="Georgia" w:hAnsi="Georgia"/>
+        <w:t xml:space="preserve">Fluid gave back most of its rate premium</w:t>
+      </w:r>
+    </w:p>
+    <w:p>
+      <w:pPr>
+        <w:spacing w:after="220"/>
+      </w:pPr>
+      <w:r>
+        <w:rPr>
+          <w:rFonts w:ascii="Cambria" w:cs="Cambria" w:eastAsia="Cambria" w:hAnsi="Cambria"/>
+          <w:sz w:val="22"/>
+          <w:szCs w:val="22"/>
+        </w:rPr>
+        <w:t xml:space="preserve">Fluid closed June with the sector's only positive real yield on USDC: a 6.41% supply APY, 281 bps over the 4-week T-bill. It closed July at 4.66%, 106 bps over the T-bill, a 175 bps compression in a month while Aave V3's USDC rate moved 8 bps (3.19% to 3.27%). Fluid still leads the pool-based USDC field and stayed the only venue paying above the T-bill, though its margin over Aave narrowed from 322 bps to 139 bps and the dispersion across the four pool-based USDC markets halved from 322 bps to 157 bps.</w:t>
+      </w:r>
+    </w:p>
+    <w:p>
+      <w:pPr>
+        <w:spacing w:after="220"/>
+      </w:pPr>
+      <w:r>
+        <w:rPr>
+          <w:rFonts w:ascii="Cambria" w:cs="Cambria" w:eastAsia="Cambria" w:hAnsi="Cambria"/>
           <w:sz w:val="22"/>
           <w:szCs w:val="22"/>
         </w:rPr>
@@ -304,7 +304,7 @@
       </w:pPr>
       <w:r>
         <w:rPr>
-          <w:rFonts w:ascii="Georgia" w:cs="Georgia" w:eastAsia="Georgia" w:hAnsi="Georgia"/>
+          <w:rFonts w:ascii="Cambria" w:cs="Cambria" w:eastAsia="Cambria" w:hAnsi="Cambria"/>
           <w:b/>
           <w:bCs/>
           <w:color w:val="0E1B2C"/>
@@ -320,7 +320,7 @@
       </w:pPr>
       <w:r>
         <w:rPr>
-          <w:rFonts w:ascii="Georgia" w:cs="Georgia" w:eastAsia="Georgia" w:hAnsi="Georgia"/>
+          <w:rFonts w:ascii="Cambria" w:cs="Cambria" w:eastAsia="Cambria" w:hAnsi="Cambria"/>
           <w:sz w:val="22"/>
           <w:szCs w:val="22"/>
         </w:rPr>
@@ -333,17 +333,17 @@
       </w:pPr>
       <w:r>
         <w:rPr>
-          <w:rFonts w:ascii="Georgia" w:cs="Georgia" w:eastAsia="Georgia" w:hAnsi="Georgia"/>
+          <w:rFonts w:ascii="Cambria" w:cs="Cambria" w:eastAsia="Cambria" w:hAnsi="Cambria"/>
           <w:sz w:val="22"/>
           <w:szCs w:val="22"/>
         </w:rPr>
         <w:t xml:space="preserve">The full report, with the daily flow series, the six protocol sections, and the complete rate and curator tables: </w:t>
       </w:r>
-      <w:hyperlink w:history="1" r:id="rIdaxxbw3266ix6gqe8e5-wi">
+      <w:hyperlink w:history="1" r:id="rIdvieczz3fnjsq-2bc6hw35">
         <w:r>
           <w:rPr>
             <w:rStyle w:val="Hyperlink"/>
-            <w:rFonts w:ascii="Georgia" w:cs="Georgia" w:eastAsia="Georgia" w:hAnsi="Georgia"/>
+            <w:rFonts w:ascii="Cambria" w:cs="Cambria" w:eastAsia="Cambria" w:hAnsi="Cambria"/>
             <w:sz w:val="22"/>
             <w:szCs w:val="22"/>
           </w:rPr>
@@ -352,7 +352,7 @@
       </w:hyperlink>
       <w:r>
         <w:rPr>
-          <w:rFonts w:ascii="Georgia" w:cs="Georgia" w:eastAsia="Georgia" w:hAnsi="Georgia"/>
+          <w:rFonts w:ascii="Cambria" w:cs="Cambria" w:eastAsia="Cambria" w:hAnsi="Cambria"/>
           <w:sz w:val="22"/>
           <w:szCs w:val="22"/>
         </w:rPr>

--- a/content/reports/distribution/Issue_004_Article.docx
+++ b/content/reports/distribution/Issue_004_Article.docx
@@ -87,33 +87,46 @@
           <w:sz w:val="28"/>
           <w:szCs w:val="28"/>
         </w:rPr>
-        <w:t xml:space="preserve">The growth was collateral</w:t>
-      </w:r>
-    </w:p>
-    <w:p>
-      <w:pPr>
-        <w:spacing w:after="220"/>
-      </w:pPr>
-      <w:r>
-        <w:rPr>
-          <w:rFonts w:ascii="Cambria" w:cs="Cambria" w:eastAsia="Cambria" w:hAnsi="Cambria"/>
-          <w:sz w:val="22"/>
-          <w:szCs w:val="22"/>
-        </w:rPr>
-        <w:t xml:space="preserve">Aave V3's inflow did not arrive in stablecoins. USDC on the protocol shed $20M in July, a smaller drain than June's −$162M but the same direction. USDT shed $62M and WETH shed $29M. Against those, the collateral reserves grew: weETH +$285M, sUSDe +$145M, WBTC +$124M, wstETH +$113M, cbBTC +$63M.</w:t>
-      </w:r>
-    </w:p>
-    <w:p>
-      <w:pPr>
-        <w:spacing w:after="220"/>
-      </w:pPr>
-      <w:r>
-        <w:rPr>
-          <w:rFonts w:ascii="Cambria" w:cs="Cambria" w:eastAsia="Cambria" w:hAnsi="Cambria"/>
-          <w:sz w:val="22"/>
-          <w:szCs w:val="22"/>
-        </w:rPr>
-        <w:t xml:space="preserve">Inside the liquid restaking complex the flow was concentrated in weETH at +$285M, while rsETH shed $93M over the same month. The rsETH outflow was specific to that token and does not read as a broader restaking rotation. The stablecoin picture is similar underneath the headline drain: combined outflow across USDC, USDT, and a maturing Pendle sUSDe reserve totaled roughly −$110M, while combined inflow across sUSDe, USDe, USDTB, and a longer-dated Pendle sUSDe forward totaled roughly +$255M. Net stablecoin position grew about +$145M, but the growth landed in the USDe complex, Ethena's synthetic dollar and its tokenized forwards, while USDC and USDT drained.</w:t>
+        <w:t xml:space="preserve">Aave grew on collateral, not on its base stablecoin supply</w:t>
+      </w:r>
+    </w:p>
+    <w:p>
+      <w:pPr>
+        <w:spacing w:after="220"/>
+      </w:pPr>
+      <w:r>
+        <w:rPr>
+          <w:rFonts w:ascii="Cambria" w:cs="Cambria" w:eastAsia="Cambria" w:hAnsi="Cambria"/>
+          <w:sz w:val="22"/>
+          <w:szCs w:val="22"/>
+        </w:rPr>
+        <w:t xml:space="preserve">Aave V3's inflow arrived in the assets people post to borrow against, not in the assets people lend to earn a supply rate. USDC on the protocol shed $20M in July, a smaller drain than June's −$162M but the same direction. USDT shed $62M and WETH shed $29M. Against those, the volatile collateral reserves grew: weETH +$285M, WBTC +$124M, wstETH +$113M, cbBTC +$63M. Alongside them, sUSDe grew +$145M. sUSDe is a stablecoin by asset class, but on Aave it functions as collateral for Ethena carry trades rather than as lending supply.</w:t>
+      </w:r>
+    </w:p>
+    <w:p>
+      <w:pPr>
+        <w:spacing w:after="220"/>
+      </w:pPr>
+      <w:r>
+        <w:rPr>
+          <w:rFonts w:ascii="Cambria" w:cs="Cambria" w:eastAsia="Cambria" w:hAnsi="Cambria"/>
+          <w:sz w:val="22"/>
+          <w:szCs w:val="22"/>
+        </w:rPr>
+        <w:t xml:space="preserve">Inside the liquid restaking complex, the flow was concentrated in weETH at +$285M while rsETH shed $93M over the same month. That reads as a within-token rotation rather than a broader restaking move.</w:t>
+      </w:r>
+    </w:p>
+    <w:p>
+      <w:pPr>
+        <w:spacing w:after="220"/>
+      </w:pPr>
+      <w:r>
+        <w:rPr>
+          <w:rFonts w:ascii="Cambria" w:cs="Cambria" w:eastAsia="Cambria" w:hAnsi="Cambria"/>
+          <w:sz w:val="22"/>
+          <w:szCs w:val="22"/>
+        </w:rPr>
+        <w:t xml:space="preserve">The stablecoin picture has the same shape underneath the headline drain. Combined outflow across USDC, USDT, and a maturing Pendle sUSDe reserve totaled roughly −$110M. Combined inflow across sUSDe, USDe, USDTB, and a longer-dated Pendle sUSDe forward totaled roughly +$255M. Net stablecoin position grew about +$145M, but the growth landed in the USDe complex, Ethena's synthetic dollar and its tokenized forwards, while USDC and USDT drained.</w:t>
       </w:r>
     </w:p>
     <w:p>
@@ -339,7 +352,7 @@
         </w:rPr>
         <w:t xml:space="preserve">The full report, with the daily flow series, the six protocol sections, and the complete rate and curator tables: </w:t>
       </w:r>
-      <w:hyperlink w:history="1" r:id="rIdvieczz3fnjsq-2bc6hw35">
+      <w:hyperlink w:history="1" r:id="rIdoimczfrdolu_zxemnojt0">
         <w:r>
           <w:rPr>
             <w:rStyle w:val="Hyperlink"/>

--- a/content/reports/distribution/Issue_004_Article.docx
+++ b/content/reports/distribution/Issue_004_Article.docx
@@ -225,46 +225,46 @@
           <w:sz w:val="28"/>
           <w:szCs w:val="28"/>
         </w:rPr>
-        <w:t xml:space="preserve">SparkLend's stablecoin rates now move with Sky governance</w:t>
-      </w:r>
-    </w:p>
-    <w:p>
-      <w:pPr>
-        <w:spacing w:after="220"/>
-      </w:pPr>
-      <w:r>
-        <w:rPr>
-          <w:rFonts w:ascii="Cambria" w:cs="Cambria" w:eastAsia="Cambria" w:hAnsi="Cambria"/>
-          <w:sz w:val="22"/>
-          <w:szCs w:val="22"/>
-        </w:rPr>
-        <w:t xml:space="preserve">Five of SparkLend's 18 reserves, all stablecoins, price their borrow rate from Sky governance rather than from pool utilization. On July 23 at 14:43 UTC, Sky's weekly Atlas Edit executive spell executed on-chain and cut the Sky Base Rate, the wholesale cost of the USDS inventory SparkLend lends against as a Sky Agent, from 3.90% to 3.72%, an 18 bps step. SparkLend's on-chain USDC retail borrow rate stepped from 4.42% to 4.28% in the same transaction cycle.</w:t>
-      </w:r>
-    </w:p>
-    <w:p>
-      <w:pPr>
-        <w:spacing w:after="220"/>
-      </w:pPr>
-      <w:r>
-        <w:rPr>
-          <w:rFonts w:ascii="Cambria" w:cs="Cambria" w:eastAsia="Cambria" w:hAnsi="Cambria"/>
-          <w:sz w:val="22"/>
-          <w:szCs w:val="22"/>
-        </w:rPr>
-        <w:t xml:space="preserve">The five Sky-linked reserves are DAI, USDC, USDT, USDS, and PYUSD. On-chain reads show all five point their variable-rate model at a single Sky-linked rate source contract at 0x57027B62, which references sUSDS and derives from the Base Rate. All five stepped roughly 18 bps on July 23. None of SparkLend's other 13 reserves, the collateral book of WETH, wstETH, WBTC and the rest, moved that day; they clear on standard Aave-shape utilization curves. SparkLend is a hybrid: a Sky-priced stablecoin book bolted onto an Aave-style collateral book.</w:t>
-      </w:r>
-    </w:p>
-    <w:p>
-      <w:pPr>
-        <w:spacing w:after="220"/>
-      </w:pPr>
-      <w:r>
-        <w:rPr>
-          <w:rFonts w:ascii="Cambria" w:cs="Cambria" w:eastAsia="Cambria" w:hAnsi="Cambria"/>
-          <w:sz w:val="22"/>
-          <w:szCs w:val="22"/>
-        </w:rPr>
-        <w:t xml:space="preserve">An earlier step on July 6 cut USDC from 4.61% to 4.42%, but the Base Rate did not move that day and the other four Sky-linked stablecoins held. July 6 was SparkLend compressing its own markup over the wholesale rate; July 23 was Sky cutting the wholesale rate itself. The markup narrowed from 0.71 pp on July 22 to 0.56 pp on July 23. The mechanism matters for any cross-protocol rate read. Comparing Fluid's 4.66% USDC supply APY to SparkLend's 3.47% is not a like-for-like: one rate reflects lender-borrower matching, the other reflects a Sky governance decision.</w:t>
+        <w:t xml:space="preserve">SparkLend's stablecoin rates carry a Sky-anchored base</w:t>
+      </w:r>
+    </w:p>
+    <w:p>
+      <w:pPr>
+        <w:spacing w:after="220"/>
+      </w:pPr>
+      <w:r>
+        <w:rPr>
+          <w:rFonts w:ascii="Cambria" w:cs="Cambria" w:eastAsia="Cambria" w:hAnsi="Cambria"/>
+          <w:sz w:val="22"/>
+          <w:szCs w:val="22"/>
+        </w:rPr>
+        <w:t xml:space="preserve">Five of SparkLend's 18 reserves, all stablecoins, price their borrow rate off a utilization curve whose base rate is anchored to a Sky-linked rate source rather than fixed at listing, so the rate responds to both pool utilization and Sky governance. On July 23 at 14:43 UTC, Sky's weekly Atlas Edit executive spell executed on-chain and cut the Sky Base Rate, the wholesale cost of the USDS inventory SparkLend lends against as a Sky Agent, from 3.90% to 3.72%, an 18 bps step. SparkLend's on-chain USDC retail borrow rate stepped from 4.42% to 4.28% in the same transaction cycle, passing through 14 of the 18 bps.</w:t>
+      </w:r>
+    </w:p>
+    <w:p>
+      <w:pPr>
+        <w:spacing w:after="220"/>
+      </w:pPr>
+      <w:r>
+        <w:rPr>
+          <w:rFonts w:ascii="Cambria" w:cs="Cambria" w:eastAsia="Cambria" w:hAnsi="Cambria"/>
+          <w:sz w:val="22"/>
+          <w:szCs w:val="22"/>
+        </w:rPr>
+        <w:t xml:space="preserve">The five Sky-linked reserves are DAI, USDC, USDT, USDS, and PYUSD. On-chain reads show all five point their variable-rate model at a single Sky-linked rate source contract at 0x57027B62, which references sUSDS and supplies the curve's base rate. The step sizes varied by reserve: DAI and USDS moved 18.4 bps with utilization roughly flat, USDC 13.8 bps, PYUSD 8 bps, and USDT 48.6 bps because its utilization also fell from 93.0% to 83.6% that day. SparkLend's other 13 reserves, the collateral book of WETH, wstETH, WBTC and the rest, run the same Aave-shape utilization curves but with base rates fixed at listing, so they did not move on July 23. SparkLend is a hybrid: a Sky-anchored stablecoin book and a listing-fixed collateral book, both clearing on utilization curves.</w:t>
+      </w:r>
+    </w:p>
+    <w:p>
+      <w:pPr>
+        <w:spacing w:after="220"/>
+      </w:pPr>
+      <w:r>
+        <w:rPr>
+          <w:rFonts w:ascii="Cambria" w:cs="Cambria" w:eastAsia="Cambria" w:hAnsi="Cambria"/>
+          <w:sz w:val="22"/>
+          <w:szCs w:val="22"/>
+        </w:rPr>
+        <w:t xml:space="preserve">An earlier step on July 6 cut USDC from 4.61% to 4.42%, but the Base Rate did not move that day and the other four Sky-linked stablecoins held. July 6 was SparkLend adjusting its own markup over the wholesale rate; July 23 was Sky moving the wholesale anchor. SparkLend's markup over the Sky Base Rate widened from 0.52 pp on July 22 to 0.56 pp on July 23, since it passed through 14 of the 18 bps and absorbed the rest. The mechanism matters for any cross-protocol rate read. Comparing Fluid's 4.66% USDC supply APY to SparkLend's 3.47% is not a clean like-for-like: SparkLend's rate carries a Sky-anchored base on top of its utilization curve, so it can shift on days its utilization has not.</w:t>
       </w:r>
     </w:p>
     <w:p>
@@ -352,7 +352,7 @@
         </w:rPr>
         <w:t xml:space="preserve">The full report, with the daily flow series, the six protocol sections, and the complete rate and curator tables: </w:t>
       </w:r>
-      <w:hyperlink w:history="1" r:id="rIdoimczfrdolu_zxemnojt0">
+      <w:hyperlink w:history="1" r:id="rIdiapvs-ba4by5tvjusn4xq">
         <w:r>
           <w:rPr>
             <w:rStyle w:val="Hyperlink"/>
